--- a/courses/4/demo-exam-2027/dist/reports/API_документ_шаблон.docx
+++ b/courses/4/demo-exam-2027/dist/reports/API_документ_шаблон.docx
@@ -4,6 +4,8 @@
   <w:body>
     <w:p>
       <w:pPr>
+        <w:spacing w:line="360" w:lineRule="auto" w:before="0" w:after="0"/>
+        <w:ind w:firstLine="0"/>
         <w:jc w:val="right"/>
         <w:rPr>
           <w:rFonts w:ascii="Times New Roman" w:hAnsi="Times New Roman" w:cs="Times New Roman"/>
@@ -13,7 +15,7 @@
       </w:pPr>
       <w:r>
         <w:rPr>
-          <w:rFonts w:ascii="Times New Roman" w:hAnsi="Times New Roman" w:cs="Times New Roman"/>
+          <w:rFonts w:ascii="Times New Roman" w:hAnsi="Times New Roman" w:cs="Times New Roman" w:eastAsia="Times New Roman"/>
           <w:sz w:val="28"/>
           <w:szCs w:val="28"/>
         </w:rPr>
@@ -21,7 +23,7 @@
       </w:r>
       <w:r>
         <w:rPr>
-          <w:rFonts w:ascii="Times New Roman" w:hAnsi="Times New Roman" w:cs="Times New Roman"/>
+          <w:rFonts w:ascii="Times New Roman" w:hAnsi="Times New Roman" w:cs="Times New Roman" w:eastAsia="Times New Roman"/>
           <w:sz w:val="28"/>
           <w:szCs w:val="28"/>
         </w:rPr>
@@ -29,7 +31,7 @@
       </w:r>
       <w:r>
         <w:rPr>
-          <w:rFonts w:ascii="Times New Roman" w:hAnsi="Times New Roman" w:cs="Times New Roman"/>
+          <w:rFonts w:ascii="Times New Roman" w:hAnsi="Times New Roman" w:cs="Times New Roman" w:eastAsia="Times New Roman"/>
           <w:sz w:val="28"/>
           <w:szCs w:val="28"/>
           <w:lang w:val="en-US"/>
@@ -42,7 +44,7 @@
         <w:tblStyle w:val="a3"/>
         <w:tblW w:w="9345" w:type="dxa"/>
         <w:tblLook w:val="04A0" w:firstRow="1" w:lastRow="0" w:firstColumn="1" w:lastColumn="0" w:noHBand="0" w:noVBand="1"/>
-        <w:tblLayout w:type="fixed"/>
+        <w:tblLayout w:type="autofit"/>
       </w:tblPr>
       <w:tblGrid>
         <w:gridCol w:w="2336"/>
@@ -57,6 +59,8 @@
           </w:tcPr>
           <w:p>
             <w:pPr>
+              <w:spacing w:line="360" w:lineRule="auto" w:before="0" w:after="0"/>
+              <w:ind w:firstLine="0"/>
               <w:jc w:val="center"/>
               <w:rPr>
                 <w:rFonts w:ascii="Times New Roman" w:hAnsi="Times New Roman" w:cs="Times New Roman"/>
@@ -67,9 +71,9 @@
             </w:pPr>
             <w:r>
               <w:rPr>
-                <w:rFonts w:ascii="Times New Roman" w:hAnsi="Times New Roman" w:cs="Times New Roman"/>
+                <w:rFonts w:ascii="Times New Roman" w:hAnsi="Times New Roman" w:cs="Times New Roman" w:eastAsia="Times New Roman"/>
                 <w:b/>
-                <w:sz w:val="28"/>
+                <w:sz w:val="22"/>
                 <w:szCs w:val="28"/>
               </w:rPr>
               <w:t>Базовый URL</w:t>
@@ -84,6 +88,8 @@
           </w:tcPr>
           <w:p>
             <w:pPr>
+              <w:spacing w:line="360" w:lineRule="auto" w:before="0" w:after="0"/>
+              <w:ind w:firstLine="0"/>
               <w:jc w:val="center"/>
               <w:rPr>
                 <w:rFonts w:ascii="Times New Roman" w:hAnsi="Times New Roman" w:cs="Times New Roman"/>
@@ -94,9 +100,9 @@
             </w:pPr>
             <w:r>
               <w:rPr>
-                <w:rFonts w:ascii="Times New Roman" w:hAnsi="Times New Roman" w:cs="Times New Roman"/>
+                <w:rFonts w:ascii="Times New Roman" w:hAnsi="Times New Roman" w:cs="Times New Roman" w:eastAsia="Times New Roman"/>
                 <w:b/>
-                <w:sz w:val="28"/>
+                <w:sz w:val="22"/>
                 <w:szCs w:val="28"/>
               </w:rPr>
               <w:t xml:space="preserve">http://127.0.0.1:5271</w:t>
@@ -114,7 +120,9 @@
           </w:tcPr>
           <w:p>
             <w:pPr>
-              <w:jc w:val="center"/>
+              <w:spacing w:line="360" w:lineRule="auto" w:before="0" w:after="0"/>
+              <w:ind w:firstLine="0"/>
+              <w:jc w:val="both"/>
               <w:rPr>
                 <w:rFonts w:ascii="Times New Roman" w:hAnsi="Times New Roman" w:cs="Times New Roman"/>
                 <w:b/>
@@ -124,12 +132,39 @@
             </w:pPr>
             <w:r>
               <w:rPr>
+                <w:rFonts w:ascii="Times New Roman" w:hAnsi="Times New Roman" w:cs="Times New Roman" w:eastAsia="Times New Roman"/>
+                <w:b w:val="0"/>
+                <w:sz w:val="22"/>
+                <w:szCs w:val="28"/>
+              </w:rPr>
+              <w:t>Название метода</w:t>
+            </w:r>
+          </w:p>
+        </w:tc>
+        <w:tc>
+          <w:tcPr>
+            <w:tcW w:w="2336" w:type="dxa"/>
+          </w:tcPr>
+          <w:p>
+            <w:pPr>
+              <w:spacing w:line="360" w:lineRule="auto" w:before="0" w:after="0"/>
+              <w:ind w:firstLine="0"/>
+              <w:jc w:val="both"/>
+              <w:rPr>
                 <w:rFonts w:ascii="Times New Roman" w:hAnsi="Times New Roman" w:cs="Times New Roman"/>
                 <w:b/>
                 <w:sz w:val="28"/>
                 <w:szCs w:val="28"/>
               </w:rPr>
-              <w:t>Название метода</w:t>
+            </w:pPr>
+            <w:r>
+              <w:rPr>
+                <w:rFonts w:ascii="Times New Roman" w:hAnsi="Times New Roman" w:cs="Times New Roman" w:eastAsia="Times New Roman"/>
+                <w:b w:val="0"/>
+                <w:sz w:val="22"/>
+                <w:szCs w:val="28"/>
+              </w:rPr>
+              <w:t>Параметры</w:t>
             </w:r>
           </w:p>
         </w:tc>
@@ -139,7 +174,9 @@
           </w:tcPr>
           <w:p>
             <w:pPr>
-              <w:jc w:val="center"/>
+              <w:spacing w:line="360" w:lineRule="auto" w:before="0" w:after="0"/>
+              <w:ind w:firstLine="0"/>
+              <w:jc w:val="both"/>
               <w:rPr>
                 <w:rFonts w:ascii="Times New Roman" w:hAnsi="Times New Roman" w:cs="Times New Roman"/>
                 <w:b/>
@@ -149,59 +186,36 @@
             </w:pPr>
             <w:r>
               <w:rPr>
+                <w:rFonts w:ascii="Times New Roman" w:hAnsi="Times New Roman" w:cs="Times New Roman" w:eastAsia="Times New Roman"/>
+                <w:b w:val="0"/>
+                <w:sz w:val="22"/>
+                <w:szCs w:val="28"/>
+              </w:rPr>
+              <w:t>Описание метода</w:t>
+            </w:r>
+          </w:p>
+        </w:tc>
+        <w:tc>
+          <w:tcPr>
+            <w:tcW w:w="2336" w:type="dxa"/>
+          </w:tcPr>
+          <w:p>
+            <w:pPr>
+              <w:spacing w:line="360" w:lineRule="auto" w:before="0" w:after="0"/>
+              <w:ind w:firstLine="0"/>
+              <w:jc w:val="both"/>
+              <w:rPr>
                 <w:rFonts w:ascii="Times New Roman" w:hAnsi="Times New Roman" w:cs="Times New Roman"/>
                 <w:b/>
                 <w:sz w:val="28"/>
                 <w:szCs w:val="28"/>
               </w:rPr>
-              <w:t>Параметры</w:t>
-            </w:r>
-          </w:p>
-        </w:tc>
-        <w:tc>
-          <w:tcPr>
-            <w:tcW w:w="2336" w:type="dxa"/>
-          </w:tcPr>
-          <w:p>
-            <w:pPr>
-              <w:jc w:val="center"/>
-              <w:rPr>
-                <w:rFonts w:ascii="Times New Roman" w:hAnsi="Times New Roman" w:cs="Times New Roman"/>
-                <w:b/>
-                <w:sz w:val="28"/>
-                <w:szCs w:val="28"/>
-              </w:rPr>
-            </w:pPr>
-            <w:r>
-              <w:rPr>
-                <w:rFonts w:ascii="Times New Roman" w:hAnsi="Times New Roman" w:cs="Times New Roman"/>
-                <w:b/>
-                <w:sz w:val="28"/>
-                <w:szCs w:val="28"/>
-              </w:rPr>
-              <w:t>Описание метода</w:t>
-            </w:r>
-          </w:p>
-        </w:tc>
-        <w:tc>
-          <w:tcPr>
-            <w:tcW w:w="2336" w:type="dxa"/>
-          </w:tcPr>
-          <w:p>
-            <w:pPr>
-              <w:jc w:val="center"/>
-              <w:rPr>
-                <w:rFonts w:ascii="Times New Roman" w:hAnsi="Times New Roman" w:cs="Times New Roman"/>
-                <w:b/>
-                <w:sz w:val="28"/>
-                <w:szCs w:val="28"/>
-              </w:rPr>
-            </w:pPr>
-            <w:r>
-              <w:rPr>
-                <w:rFonts w:ascii="Times New Roman" w:hAnsi="Times New Roman" w:cs="Times New Roman"/>
-                <w:b/>
-                <w:sz w:val="28"/>
+            </w:pPr>
+            <w:r>
+              <w:rPr>
+                <w:rFonts w:ascii="Times New Roman" w:hAnsi="Times New Roman" w:cs="Times New Roman" w:eastAsia="Times New Roman"/>
+                <w:b w:val="0"/>
+                <w:sz w:val="22"/>
                 <w:szCs w:val="28"/>
               </w:rPr>
               <w:t>Формат ответа</w:t>
@@ -220,16 +234,20 @@
           </w:tcPr>
           <w:p>
             <w:pPr>
-              <w:rPr>
-                <w:rFonts w:ascii="Times New Roman" w:hAnsi="Times New Roman" w:cs="Times New Roman"/>
-                <w:sz w:val="28"/>
-                <w:szCs w:val="28"/>
-              </w:rPr>
-            </w:pPr>
-            <w:r>
-              <w:rPr>
-                <w:rFonts w:ascii="Times New Roman" w:hAnsi="Times New Roman" w:cs="Times New Roman"/>
-                <w:sz w:val="28"/>
+              <w:spacing w:line="360" w:lineRule="auto" w:before="0" w:after="0"/>
+              <w:ind w:firstLine="0"/>
+              <w:jc w:val="both"/>
+              <w:rPr>
+                <w:rFonts w:ascii="Times New Roman" w:hAnsi="Times New Roman" w:cs="Times New Roman"/>
+                <w:sz w:val="28"/>
+                <w:szCs w:val="28"/>
+              </w:rPr>
+            </w:pPr>
+            <w:r>
+              <w:rPr>
+                <w:rFonts w:ascii="Times New Roman" w:hAnsi="Times New Roman" w:cs="Times New Roman" w:eastAsia="Times New Roman"/>
+                <w:b w:val="0"/>
+                <w:sz w:val="22"/>
                 <w:szCs w:val="28"/>
               </w:rPr>
               <w:t xml:space="preserve">GET /notes</w:t>
@@ -243,16 +261,20 @@
           </w:tcPr>
           <w:p>
             <w:pPr>
-              <w:rPr>
-                <w:rFonts w:ascii="Times New Roman" w:hAnsi="Times New Roman" w:cs="Times New Roman"/>
-                <w:sz w:val="28"/>
-                <w:szCs w:val="28"/>
-              </w:rPr>
-            </w:pPr>
-            <w:r>
-              <w:rPr>
-                <w:rFonts w:ascii="Times New Roman" w:hAnsi="Times New Roman" w:cs="Times New Roman"/>
-                <w:sz w:val="28"/>
+              <w:spacing w:line="360" w:lineRule="auto" w:before="0" w:after="0"/>
+              <w:ind w:firstLine="0"/>
+              <w:jc w:val="both"/>
+              <w:rPr>
+                <w:rFonts w:ascii="Times New Roman" w:hAnsi="Times New Roman" w:cs="Times New Roman"/>
+                <w:sz w:val="28"/>
+                <w:szCs w:val="28"/>
+              </w:rPr>
+            </w:pPr>
+            <w:r>
+              <w:rPr>
+                <w:rFonts w:ascii="Times New Roman" w:hAnsi="Times New Roman" w:cs="Times New Roman" w:eastAsia="Times New Roman"/>
+                <w:b w:val="0"/>
+                <w:sz w:val="22"/>
                 <w:szCs w:val="28"/>
               </w:rPr>
               <w:t xml:space="preserve">user_id: необязательное целое &gt; 0, query. Пример: ?user_id=2. Без параметра — все заметки. Повтор и неизвестные параметры дают 400.</w:t>
@@ -266,16 +288,20 @@
           </w:tcPr>
           <w:p>
             <w:pPr>
-              <w:rPr>
-                <w:rFonts w:ascii="Times New Roman" w:hAnsi="Times New Roman" w:cs="Times New Roman"/>
-                <w:sz w:val="28"/>
-                <w:szCs w:val="28"/>
-              </w:rPr>
-            </w:pPr>
-            <w:r>
-              <w:rPr>
-                <w:rFonts w:ascii="Times New Roman" w:hAnsi="Times New Roman" w:cs="Times New Roman"/>
-                <w:sz w:val="28"/>
+              <w:spacing w:line="360" w:lineRule="auto" w:before="0" w:after="0"/>
+              <w:ind w:firstLine="0"/>
+              <w:jc w:val="both"/>
+              <w:rPr>
+                <w:rFonts w:ascii="Times New Roman" w:hAnsi="Times New Roman" w:cs="Times New Roman"/>
+                <w:sz w:val="28"/>
+                <w:szCs w:val="28"/>
+              </w:rPr>
+            </w:pPr>
+            <w:r>
+              <w:rPr>
+                <w:rFonts w:ascii="Times New Roman" w:hAnsi="Times New Roman" w:cs="Times New Roman" w:eastAsia="Times New Roman"/>
+                <w:b w:val="0"/>
+                <w:sz w:val="22"/>
                 <w:szCs w:val="28"/>
               </w:rPr>
               <w:t xml:space="preserve">Возвращает список заметок из notes и логин автора из users. Запрос: GET http://127.0.0.1:5271/notes. Фильтр: GET http://127.0.0.1:5271/notes?user_id=2.</w:t>
@@ -289,16 +315,20 @@
           </w:tcPr>
           <w:p>
             <w:pPr>
-              <w:rPr>
-                <w:rFonts w:ascii="Times New Roman" w:hAnsi="Times New Roman" w:cs="Times New Roman"/>
-                <w:sz w:val="28"/>
-                <w:szCs w:val="28"/>
-              </w:rPr>
-            </w:pPr>
-            <w:r>
-              <w:rPr>
-                <w:rFonts w:ascii="Times New Roman" w:hAnsi="Times New Roman" w:cs="Times New Roman"/>
-                <w:sz w:val="28"/>
+              <w:spacing w:line="360" w:lineRule="auto" w:before="0" w:after="0"/>
+              <w:ind w:firstLine="0"/>
+              <w:jc w:val="both"/>
+              <w:rPr>
+                <w:rFonts w:ascii="Times New Roman" w:hAnsi="Times New Roman" w:cs="Times New Roman"/>
+                <w:sz w:val="28"/>
+                <w:szCs w:val="28"/>
+              </w:rPr>
+            </w:pPr>
+            <w:r>
+              <w:rPr>
+                <w:rFonts w:ascii="Times New Roman" w:hAnsi="Times New Roman" w:cs="Times New Roman" w:eastAsia="Times New Roman"/>
+                <w:b w:val="0"/>
+                <w:sz w:val="22"/>
                 <w:szCs w:val="28"/>
               </w:rPr>
               <w:t xml:space="preserve">JSON, массив объектов. id — код заметки; title_user — title + « - » + login; content — исходное содержание без изменений; formatted_date — дата в формате ДД.ММ.ГГГГ.</w:t>
@@ -306,16 +336,20 @@
           </w:p>
           <w:p>
             <w:pPr>
-              <w:rPr>
-                <w:rFonts w:ascii="Times New Roman" w:hAnsi="Times New Roman" w:cs="Times New Roman"/>
-                <w:sz w:val="28"/>
-                <w:szCs w:val="28"/>
-              </w:rPr>
-            </w:pPr>
-            <w:r>
-              <w:rPr>
-                <w:rFonts w:ascii="Times New Roman" w:hAnsi="Times New Roman" w:cs="Times New Roman"/>
-                <w:sz w:val="28"/>
+              <w:spacing w:line="360" w:lineRule="auto" w:before="0" w:after="0"/>
+              <w:ind w:firstLine="0"/>
+              <w:jc w:val="both"/>
+              <w:rPr>
+                <w:rFonts w:ascii="Times New Roman" w:hAnsi="Times New Roman" w:cs="Times New Roman"/>
+                <w:sz w:val="28"/>
+                <w:szCs w:val="28"/>
+              </w:rPr>
+            </w:pPr>
+            <w:r>
+              <w:rPr>
+                <w:rFonts w:ascii="Times New Roman" w:hAnsi="Times New Roman" w:cs="Times New Roman" w:eastAsia="Times New Roman"/>
+                <w:b w:val="0"/>
+                <w:sz w:val="22"/>
                 <w:szCs w:val="28"/>
               </w:rPr>
               <w:t xml:space="preserve">Пример одного элемента ответа (полный список содержит 5 записей):</w:t>
@@ -323,16 +357,20 @@
           </w:p>
           <w:p>
             <w:pPr>
-              <w:rPr>
-                <w:rFonts w:ascii="Times New Roman" w:hAnsi="Times New Roman" w:cs="Times New Roman"/>
-                <w:sz w:val="28"/>
-                <w:szCs w:val="28"/>
-              </w:rPr>
-            </w:pPr>
-            <w:r>
-              <w:rPr>
-                <w:rFonts w:ascii="Times New Roman" w:hAnsi="Times New Roman" w:cs="Times New Roman"/>
-                <w:sz w:val="28"/>
+              <w:spacing w:line="360" w:lineRule="auto" w:before="0" w:after="0"/>
+              <w:ind w:firstLine="0"/>
+              <w:jc w:val="both"/>
+              <w:rPr>
+                <w:rFonts w:ascii="Times New Roman" w:hAnsi="Times New Roman" w:cs="Times New Roman"/>
+                <w:sz w:val="28"/>
+                <w:szCs w:val="28"/>
+              </w:rPr>
+            </w:pPr>
+            <w:r>
+              <w:rPr>
+                <w:rFonts w:ascii="Times New Roman" w:hAnsi="Times New Roman" w:cs="Times New Roman" w:eastAsia="Times New Roman"/>
+                <w:b w:val="0"/>
+                <w:sz w:val="22"/>
                 <w:szCs w:val="28"/>
               </w:rPr>
               <w:t xml:space="preserve">[{"id":1,"title_user":"Заметка 1 - student","content":"Содержание заметки 1","formatted_date":"15.03.2027"}]</w:t>
@@ -351,16 +389,20 @@
           </w:tcPr>
           <w:p>
             <w:pPr>
-              <w:rPr>
-                <w:rFonts w:ascii="Times New Roman" w:hAnsi="Times New Roman" w:cs="Times New Roman"/>
-                <w:sz w:val="28"/>
-                <w:szCs w:val="28"/>
-              </w:rPr>
-            </w:pPr>
-            <w:r>
-              <w:rPr>
-                <w:rFonts w:ascii="Times New Roman" w:hAnsi="Times New Roman" w:cs="Times New Roman"/>
-                <w:sz w:val="28"/>
+              <w:spacing w:line="360" w:lineRule="auto" w:before="0" w:after="0"/>
+              <w:ind w:firstLine="0"/>
+              <w:jc w:val="both"/>
+              <w:rPr>
+                <w:rFonts w:ascii="Times New Roman" w:hAnsi="Times New Roman" w:cs="Times New Roman"/>
+                <w:sz w:val="28"/>
+                <w:szCs w:val="28"/>
+              </w:rPr>
+            </w:pPr>
+            <w:r>
+              <w:rPr>
+                <w:rFonts w:ascii="Times New Roman" w:hAnsi="Times New Roman" w:cs="Times New Roman" w:eastAsia="Times New Roman"/>
+                <w:b w:val="0"/>
+                <w:sz w:val="22"/>
                 <w:szCs w:val="28"/>
               </w:rPr>
               <w:t xml:space="preserve">GET /api/notes</w:t>
@@ -374,16 +416,20 @@
           </w:tcPr>
           <w:p>
             <w:pPr>
-              <w:rPr>
-                <w:rFonts w:ascii="Times New Roman" w:hAnsi="Times New Roman" w:cs="Times New Roman"/>
-                <w:sz w:val="28"/>
-                <w:szCs w:val="28"/>
-              </w:rPr>
-            </w:pPr>
-            <w:r>
-              <w:rPr>
-                <w:rFonts w:ascii="Times New Roman" w:hAnsi="Times New Roman" w:cs="Times New Roman"/>
-                <w:sz w:val="28"/>
+              <w:spacing w:line="360" w:lineRule="auto" w:before="0" w:after="0"/>
+              <w:ind w:firstLine="0"/>
+              <w:jc w:val="both"/>
+              <w:rPr>
+                <w:rFonts w:ascii="Times New Roman" w:hAnsi="Times New Roman" w:cs="Times New Roman"/>
+                <w:sz w:val="28"/>
+                <w:szCs w:val="28"/>
+              </w:rPr>
+            </w:pPr>
+            <w:r>
+              <w:rPr>
+                <w:rFonts w:ascii="Times New Roman" w:hAnsi="Times New Roman" w:cs="Times New Roman" w:eastAsia="Times New Roman"/>
+                <w:b w:val="0"/>
+                <w:sz w:val="22"/>
                 <w:szCs w:val="28"/>
               </w:rPr>
               <w:t xml:space="preserve">user_id: необязательное целое &gt; 0, query. Пример: ?user_id=2. Без параметра — все заметки. Повтор и неизвестные параметры дают 400.</w:t>
@@ -397,16 +443,20 @@
           </w:tcPr>
           <w:p>
             <w:pPr>
-              <w:rPr>
-                <w:rFonts w:ascii="Times New Roman" w:hAnsi="Times New Roman" w:cs="Times New Roman"/>
-                <w:sz w:val="28"/>
-                <w:szCs w:val="28"/>
-              </w:rPr>
-            </w:pPr>
-            <w:r>
-              <w:rPr>
-                <w:rFonts w:ascii="Times New Roman" w:hAnsi="Times New Roman" w:cs="Times New Roman"/>
-                <w:sz w:val="28"/>
+              <w:spacing w:line="360" w:lineRule="auto" w:before="0" w:after="0"/>
+              <w:ind w:firstLine="0"/>
+              <w:jc w:val="both"/>
+              <w:rPr>
+                <w:rFonts w:ascii="Times New Roman" w:hAnsi="Times New Roman" w:cs="Times New Roman"/>
+                <w:sz w:val="28"/>
+                <w:szCs w:val="28"/>
+              </w:rPr>
+            </w:pPr>
+            <w:r>
+              <w:rPr>
+                <w:rFonts w:ascii="Times New Roman" w:hAnsi="Times New Roman" w:cs="Times New Roman" w:eastAsia="Times New Roman"/>
+                <w:b w:val="0"/>
+                <w:sz w:val="22"/>
                 <w:szCs w:val="28"/>
               </w:rPr>
               <w:t xml:space="preserve">Псевдоним GET /notes. Запрос: GET /api/notes?user_id=2. Правила и поля ответа совпадают.</w:t>
@@ -420,16 +470,20 @@
           </w:tcPr>
           <w:p>
             <w:pPr>
-              <w:rPr>
-                <w:rFonts w:ascii="Times New Roman" w:hAnsi="Times New Roman" w:cs="Times New Roman"/>
-                <w:sz w:val="28"/>
-                <w:szCs w:val="28"/>
-              </w:rPr>
-            </w:pPr>
-            <w:r>
-              <w:rPr>
-                <w:rFonts w:ascii="Times New Roman" w:hAnsi="Times New Roman" w:cs="Times New Roman"/>
-                <w:sz w:val="28"/>
+              <w:spacing w:line="360" w:lineRule="auto" w:before="0" w:after="0"/>
+              <w:ind w:firstLine="0"/>
+              <w:jc w:val="both"/>
+              <w:rPr>
+                <w:rFonts w:ascii="Times New Roman" w:hAnsi="Times New Roman" w:cs="Times New Roman"/>
+                <w:sz w:val="28"/>
+                <w:szCs w:val="28"/>
+              </w:rPr>
+            </w:pPr>
+            <w:r>
+              <w:rPr>
+                <w:rFonts w:ascii="Times New Roman" w:hAnsi="Times New Roman" w:cs="Times New Roman" w:eastAsia="Times New Roman"/>
+                <w:b w:val="0"/>
+                <w:sz w:val="22"/>
                 <w:szCs w:val="28"/>
               </w:rPr>
               <w:t xml:space="preserve">Тот же JSON-массив заметок. Пустой результат: [] при user_id=2147483647.</w:t>
@@ -452,16 +506,23 @@
     </w:p>
     <w:p>
       <w:pPr>
+        <w:spacing w:line="240" w:lineRule="auto" w:before="240" w:after="0"/>
+        <w:ind w:firstLine="0" w:left="0"/>
+        <w:jc w:val="both"/>
         <w:rPr>
           <w:rFonts w:ascii="Times New Roman" w:hAnsi="Times New Roman" w:cs="Times New Roman"/>
           <w:sz w:val="28"/>
           <w:szCs w:val="28"/>
         </w:rPr>
+        <w:pStyle w:val="Heading1"/>
+        <w:keepNext/>
+        <w:keepLines/>
         <w:pageBreakBefore/>
       </w:pPr>
       <w:r>
         <w:rPr>
-          <w:rFonts w:ascii="Times New Roman" w:hAnsi="Times New Roman" w:cs="Times New Roman"/>
+          <w:rFonts w:ascii="Times New Roman" w:hAnsi="Times New Roman" w:cs="Times New Roman" w:eastAsia="Times New Roman"/>
+          <w:b w:val="0"/>
           <w:sz w:val="28"/>
           <w:szCs w:val="28"/>
         </w:rPr>
@@ -473,7 +534,7 @@
         <w:tblStyle w:val="a3"/>
         <w:tblW w:w="9345" w:type="dxa"/>
         <w:tblLook w:val="04A0" w:firstRow="1" w:lastRow="0" w:firstColumn="1" w:lastColumn="0" w:noHBand="0" w:noVBand="1"/>
-        <w:tblLayout w:type="fixed"/>
+        <w:tblLayout w:type="autofit"/>
       </w:tblPr>
       <w:tblGrid>
         <w:gridCol w:w="1129"/>
@@ -486,6 +547,9 @@
           </w:tcPr>
           <w:p>
             <w:pPr>
+              <w:spacing w:line="360" w:lineRule="auto" w:before="0" w:after="0"/>
+              <w:ind w:firstLine="0"/>
+              <w:jc w:val="center"/>
               <w:rPr>
                 <w:rFonts w:ascii="Times New Roman" w:hAnsi="Times New Roman" w:cs="Times New Roman"/>
                 <w:b/>
@@ -495,9 +559,9 @@
             </w:pPr>
             <w:r>
               <w:rPr>
-                <w:rFonts w:ascii="Times New Roman" w:hAnsi="Times New Roman" w:cs="Times New Roman"/>
+                <w:rFonts w:ascii="Times New Roman" w:hAnsi="Times New Roman" w:cs="Times New Roman" w:eastAsia="Times New Roman"/>
                 <w:b/>
-                <w:sz w:val="28"/>
+                <w:sz w:val="22"/>
                 <w:szCs w:val="28"/>
               </w:rPr>
               <w:t>Код</w:t>
@@ -510,6 +574,9 @@
           </w:tcPr>
           <w:p>
             <w:pPr>
+              <w:spacing w:line="360" w:lineRule="auto" w:before="0" w:after="0"/>
+              <w:ind w:firstLine="0"/>
+              <w:jc w:val="center"/>
               <w:rPr>
                 <w:rFonts w:ascii="Times New Roman" w:hAnsi="Times New Roman" w:cs="Times New Roman"/>
                 <w:b/>
@@ -519,9 +586,9 @@
             </w:pPr>
             <w:r>
               <w:rPr>
-                <w:rFonts w:ascii="Times New Roman" w:hAnsi="Times New Roman" w:cs="Times New Roman"/>
+                <w:rFonts w:ascii="Times New Roman" w:hAnsi="Times New Roman" w:cs="Times New Roman" w:eastAsia="Times New Roman"/>
                 <w:b/>
-                <w:sz w:val="28"/>
+                <w:sz w:val="22"/>
                 <w:szCs w:val="28"/>
               </w:rPr>
               <w:t>Описание</w:t>
@@ -540,16 +607,20 @@
           </w:tcPr>
           <w:p>
             <w:pPr>
-              <w:rPr>
-                <w:rFonts w:ascii="Times New Roman" w:hAnsi="Times New Roman" w:cs="Times New Roman"/>
-                <w:sz w:val="28"/>
-                <w:szCs w:val="28"/>
-              </w:rPr>
-            </w:pPr>
-            <w:r>
-              <w:rPr>
-                <w:rFonts w:ascii="Times New Roman" w:hAnsi="Times New Roman" w:cs="Times New Roman"/>
-                <w:sz w:val="28"/>
+              <w:spacing w:line="360" w:lineRule="auto" w:before="0" w:after="0"/>
+              <w:ind w:firstLine="0"/>
+              <w:jc w:val="both"/>
+              <w:rPr>
+                <w:rFonts w:ascii="Times New Roman" w:hAnsi="Times New Roman" w:cs="Times New Roman"/>
+                <w:sz w:val="28"/>
+                <w:szCs w:val="28"/>
+              </w:rPr>
+            </w:pPr>
+            <w:r>
+              <w:rPr>
+                <w:rFonts w:ascii="Times New Roman" w:hAnsi="Times New Roman" w:cs="Times New Roman" w:eastAsia="Times New Roman"/>
+                <w:b w:val="0"/>
+                <w:sz w:val="22"/>
                 <w:szCs w:val="28"/>
               </w:rPr>
               <w:t xml:space="preserve">200</w:t>
@@ -563,16 +634,20 @@
           </w:tcPr>
           <w:p>
             <w:pPr>
-              <w:rPr>
-                <w:rFonts w:ascii="Times New Roman" w:hAnsi="Times New Roman" w:cs="Times New Roman"/>
-                <w:sz w:val="28"/>
-                <w:szCs w:val="28"/>
-              </w:rPr>
-            </w:pPr>
-            <w:r>
-              <w:rPr>
-                <w:rFonts w:ascii="Times New Roman" w:hAnsi="Times New Roman" w:cs="Times New Roman"/>
-                <w:sz w:val="28"/>
+              <w:spacing w:line="360" w:lineRule="auto" w:before="0" w:after="0"/>
+              <w:ind w:firstLine="0"/>
+              <w:jc w:val="both"/>
+              <w:rPr>
+                <w:rFonts w:ascii="Times New Roman" w:hAnsi="Times New Roman" w:cs="Times New Roman"/>
+                <w:sz w:val="28"/>
+                <w:szCs w:val="28"/>
+              </w:rPr>
+            </w:pPr>
+            <w:r>
+              <w:rPr>
+                <w:rFonts w:ascii="Times New Roman" w:hAnsi="Times New Roman" w:cs="Times New Roman" w:eastAsia="Times New Roman"/>
+                <w:b w:val="0"/>
+                <w:sz w:val="22"/>
                 <w:szCs w:val="28"/>
               </w:rPr>
               <w:t xml:space="preserve">Успех. Content-Type: application/json. Массив заметок; если подходящих записей нет — []. Пример: GET http://127.0.0.1:5271/notes?user_id=2147483647 → 200, [].</w:t>
@@ -591,16 +666,20 @@
           </w:tcPr>
           <w:p>
             <w:pPr>
-              <w:rPr>
-                <w:rFonts w:ascii="Times New Roman" w:hAnsi="Times New Roman" w:cs="Times New Roman"/>
-                <w:sz w:val="28"/>
-                <w:szCs w:val="28"/>
-              </w:rPr>
-            </w:pPr>
-            <w:r>
-              <w:rPr>
-                <w:rFonts w:ascii="Times New Roman" w:hAnsi="Times New Roman" w:cs="Times New Roman"/>
-                <w:sz w:val="28"/>
+              <w:spacing w:line="360" w:lineRule="auto" w:before="0" w:after="0"/>
+              <w:ind w:firstLine="0"/>
+              <w:jc w:val="both"/>
+              <w:rPr>
+                <w:rFonts w:ascii="Times New Roman" w:hAnsi="Times New Roman" w:cs="Times New Roman"/>
+                <w:sz w:val="28"/>
+                <w:szCs w:val="28"/>
+              </w:rPr>
+            </w:pPr>
+            <w:r>
+              <w:rPr>
+                <w:rFonts w:ascii="Times New Roman" w:hAnsi="Times New Roman" w:cs="Times New Roman" w:eastAsia="Times New Roman"/>
+                <w:b w:val="0"/>
+                <w:sz w:val="22"/>
                 <w:szCs w:val="28"/>
               </w:rPr>
               <w:t xml:space="preserve">400</w:t>
@@ -614,16 +693,20 @@
           </w:tcPr>
           <w:p>
             <w:pPr>
-              <w:rPr>
-                <w:rFonts w:ascii="Times New Roman" w:hAnsi="Times New Roman" w:cs="Times New Roman"/>
-                <w:sz w:val="28"/>
-                <w:szCs w:val="28"/>
-              </w:rPr>
-            </w:pPr>
-            <w:r>
-              <w:rPr>
-                <w:rFonts w:ascii="Times New Roman" w:hAnsi="Times New Roman" w:cs="Times New Roman"/>
-                <w:sz w:val="28"/>
+              <w:spacing w:line="360" w:lineRule="auto" w:before="0" w:after="0"/>
+              <w:ind w:firstLine="0"/>
+              <w:jc w:val="both"/>
+              <w:rPr>
+                <w:rFonts w:ascii="Times New Roman" w:hAnsi="Times New Roman" w:cs="Times New Roman"/>
+                <w:sz w:val="28"/>
+                <w:szCs w:val="28"/>
+              </w:rPr>
+            </w:pPr>
+            <w:r>
+              <w:rPr>
+                <w:rFonts w:ascii="Times New Roman" w:hAnsi="Times New Roman" w:cs="Times New Roman" w:eastAsia="Times New Roman"/>
+                <w:b w:val="0"/>
+                <w:sz w:val="22"/>
                 <w:szCs w:val="28"/>
               </w:rPr>
               <w:t xml:space="preserve">Ошибка параметра. Пример: GET http://127.0.0.1:5271/notes?user_id=abc → 400, {"error":"user_id должен быть положительным целым числом"}.</w:t>
@@ -642,16 +725,20 @@
           </w:tcPr>
           <w:p>
             <w:pPr>
-              <w:rPr>
-                <w:rFonts w:ascii="Times New Roman" w:hAnsi="Times New Roman" w:cs="Times New Roman"/>
-                <w:sz w:val="28"/>
-                <w:szCs w:val="28"/>
-              </w:rPr>
-            </w:pPr>
-            <w:r>
-              <w:rPr>
-                <w:rFonts w:ascii="Times New Roman" w:hAnsi="Times New Roman" w:cs="Times New Roman"/>
-                <w:sz w:val="28"/>
+              <w:spacing w:line="360" w:lineRule="auto" w:before="0" w:after="0"/>
+              <w:ind w:firstLine="0"/>
+              <w:jc w:val="both"/>
+              <w:rPr>
+                <w:rFonts w:ascii="Times New Roman" w:hAnsi="Times New Roman" w:cs="Times New Roman"/>
+                <w:sz w:val="28"/>
+                <w:szCs w:val="28"/>
+              </w:rPr>
+            </w:pPr>
+            <w:r>
+              <w:rPr>
+                <w:rFonts w:ascii="Times New Roman" w:hAnsi="Times New Roman" w:cs="Times New Roman" w:eastAsia="Times New Roman"/>
+                <w:b w:val="0"/>
+                <w:sz w:val="22"/>
                 <w:szCs w:val="28"/>
               </w:rPr>
               <w:t xml:space="preserve">500</w:t>
@@ -665,16 +752,20 @@
           </w:tcPr>
           <w:p>
             <w:pPr>
-              <w:rPr>
-                <w:rFonts w:ascii="Times New Roman" w:hAnsi="Times New Roman" w:cs="Times New Roman"/>
-                <w:sz w:val="28"/>
-                <w:szCs w:val="28"/>
-              </w:rPr>
-            </w:pPr>
-            <w:r>
-              <w:rPr>
-                <w:rFonts w:ascii="Times New Roman" w:hAnsi="Times New Roman" w:cs="Times New Roman"/>
-                <w:sz w:val="28"/>
+              <w:spacing w:line="360" w:lineRule="auto" w:before="0" w:after="0"/>
+              <w:ind w:firstLine="0"/>
+              <w:jc w:val="both"/>
+              <w:rPr>
+                <w:rFonts w:ascii="Times New Roman" w:hAnsi="Times New Roman" w:cs="Times New Roman"/>
+                <w:sz w:val="28"/>
+                <w:szCs w:val="28"/>
+              </w:rPr>
+            </w:pPr>
+            <w:r>
+              <w:rPr>
+                <w:rFonts w:ascii="Times New Roman" w:hAnsi="Times New Roman" w:cs="Times New Roman" w:eastAsia="Times New Roman"/>
+                <w:b w:val="0"/>
+                <w:sz w:val="22"/>
                 <w:szCs w:val="28"/>
               </w:rPr>
               <w:t xml:space="preserve">Сбой БД или обработки. Ответ: {"error":"Ошибка подключения к базе данных или обработки запроса"}. Проверка: отдельный экземпляр API с неверным портом БД 1 на http://127.0.0.1:5281/notes. Рабочая БД не останавливается.</w:t>
@@ -1104,6 +1195,15 @@
   <w:style w:type="paragraph" w:default="1" w:styleId="a">
     <w:name w:val="Normal"/>
     <w:qFormat/>
+    <w:pPr>
+      <w:spacing w:line="360" w:lineRule="auto" w:before="0" w:after="0"/>
+      <w:ind w:firstLine="709"/>
+      <w:jc w:val="both"/>
+    </w:pPr>
+    <w:rPr>
+      <w:rFonts w:ascii="Times New Roman" w:hAnsi="Times New Roman" w:eastAsia="Times New Roman" w:cs="Times New Roman"/>
+      <w:sz w:val="28"/>
+    </w:rPr>
   </w:style>
   <w:style w:type="character" w:default="1" w:styleId="a0">
     <w:name w:val="Default Paragraph Font"/>
@@ -1150,6 +1250,38 @@
         <w:insideV w:val="single" w:sz="4" w:space="0" w:color="auto"/>
       </w:tblBorders>
     </w:tblPr>
+  </w:style>
+  <w:style w:type="paragraph" w:customStyle="1" w:styleId="Heading1">
+    <w:name w:val="heading 1"/>
+    <w:basedOn w:val="a"/>
+    <w:pPr>
+      <w:keepNext/>
+      <w:keepLines/>
+      <w:spacing w:line="240" w:lineRule="auto" w:before="240" w:after="0"/>
+      <w:ind w:firstLine="0" w:left="0"/>
+      <w:jc w:val="both"/>
+    </w:pPr>
+    <w:rPr>
+      <w:rFonts w:ascii="Times New Roman" w:hAnsi="Times New Roman" w:eastAsia="Times New Roman" w:cs="Times New Roman"/>
+      <w:b w:val="0"/>
+      <w:sz w:val="28"/>
+    </w:rPr>
+  </w:style>
+  <w:style w:type="paragraph" w:customStyle="1" w:styleId="Heading2">
+    <w:name w:val="heading 2"/>
+    <w:basedOn w:val="a"/>
+    <w:pPr>
+      <w:keepNext/>
+      <w:keepLines/>
+      <w:spacing w:line="240" w:lineRule="auto" w:before="40" w:after="0"/>
+      <w:ind w:firstLine="0" w:left="0"/>
+      <w:jc w:val="left"/>
+    </w:pPr>
+    <w:rPr>
+      <w:rFonts w:ascii="Times New Roman" w:hAnsi="Times New Roman" w:eastAsia="Times New Roman" w:cs="Times New Roman"/>
+      <w:b/>
+      <w:sz w:val="28"/>
+    </w:rPr>
   </w:style>
 </w:styles>
 </file>

--- a/courses/4/demo-exam-2027/dist/reports/API_документ_шаблон.docx
+++ b/courses/4/demo-exam-2027/dist/reports/API_документ_шаблон.docx
@@ -16,6 +16,7 @@
       <w:r>
         <w:rPr>
           <w:rFonts w:ascii="Times New Roman" w:hAnsi="Times New Roman" w:cs="Times New Roman" w:eastAsia="Times New Roman"/>
+          <w:color w:val="000000"/>
           <w:sz w:val="28"/>
           <w:szCs w:val="28"/>
         </w:rPr>
@@ -24,6 +25,7 @@
       <w:r>
         <w:rPr>
           <w:rFonts w:ascii="Times New Roman" w:hAnsi="Times New Roman" w:cs="Times New Roman" w:eastAsia="Times New Roman"/>
+          <w:color w:val="000000"/>
           <w:sz w:val="28"/>
           <w:szCs w:val="28"/>
         </w:rPr>
@@ -32,6 +34,7 @@
       <w:r>
         <w:rPr>
           <w:rFonts w:ascii="Times New Roman" w:hAnsi="Times New Roman" w:cs="Times New Roman" w:eastAsia="Times New Roman"/>
+          <w:color w:val="000000"/>
           <w:sz w:val="28"/>
           <w:szCs w:val="28"/>
           <w:lang w:val="en-US"/>
@@ -73,6 +76,7 @@
               <w:rPr>
                 <w:rFonts w:ascii="Times New Roman" w:hAnsi="Times New Roman" w:cs="Times New Roman" w:eastAsia="Times New Roman"/>
                 <w:b/>
+                <w:color w:val="000000"/>
                 <w:sz w:val="22"/>
                 <w:szCs w:val="28"/>
               </w:rPr>
@@ -102,6 +106,7 @@
               <w:rPr>
                 <w:rFonts w:ascii="Times New Roman" w:hAnsi="Times New Roman" w:cs="Times New Roman" w:eastAsia="Times New Roman"/>
                 <w:b/>
+                <w:color w:val="000000"/>
                 <w:sz w:val="22"/>
                 <w:szCs w:val="28"/>
               </w:rPr>
@@ -134,6 +139,7 @@
               <w:rPr>
                 <w:rFonts w:ascii="Times New Roman" w:hAnsi="Times New Roman" w:cs="Times New Roman" w:eastAsia="Times New Roman"/>
                 <w:b w:val="0"/>
+                <w:color w:val="000000"/>
                 <w:sz w:val="22"/>
                 <w:szCs w:val="28"/>
               </w:rPr>
@@ -161,6 +167,7 @@
               <w:rPr>
                 <w:rFonts w:ascii="Times New Roman" w:hAnsi="Times New Roman" w:cs="Times New Roman" w:eastAsia="Times New Roman"/>
                 <w:b w:val="0"/>
+                <w:color w:val="000000"/>
                 <w:sz w:val="22"/>
                 <w:szCs w:val="28"/>
               </w:rPr>
@@ -188,6 +195,7 @@
               <w:rPr>
                 <w:rFonts w:ascii="Times New Roman" w:hAnsi="Times New Roman" w:cs="Times New Roman" w:eastAsia="Times New Roman"/>
                 <w:b w:val="0"/>
+                <w:color w:val="000000"/>
                 <w:sz w:val="22"/>
                 <w:szCs w:val="28"/>
               </w:rPr>
@@ -215,6 +223,7 @@
               <w:rPr>
                 <w:rFonts w:ascii="Times New Roman" w:hAnsi="Times New Roman" w:cs="Times New Roman" w:eastAsia="Times New Roman"/>
                 <w:b w:val="0"/>
+                <w:color w:val="000000"/>
                 <w:sz w:val="22"/>
                 <w:szCs w:val="28"/>
               </w:rPr>
@@ -247,6 +256,7 @@
               <w:rPr>
                 <w:rFonts w:ascii="Times New Roman" w:hAnsi="Times New Roman" w:cs="Times New Roman" w:eastAsia="Times New Roman"/>
                 <w:b w:val="0"/>
+                <w:color w:val="000000"/>
                 <w:sz w:val="22"/>
                 <w:szCs w:val="28"/>
               </w:rPr>
@@ -274,6 +284,7 @@
               <w:rPr>
                 <w:rFonts w:ascii="Times New Roman" w:hAnsi="Times New Roman" w:cs="Times New Roman" w:eastAsia="Times New Roman"/>
                 <w:b w:val="0"/>
+                <w:color w:val="000000"/>
                 <w:sz w:val="22"/>
                 <w:szCs w:val="28"/>
               </w:rPr>
@@ -301,6 +312,7 @@
               <w:rPr>
                 <w:rFonts w:ascii="Times New Roman" w:hAnsi="Times New Roman" w:cs="Times New Roman" w:eastAsia="Times New Roman"/>
                 <w:b w:val="0"/>
+                <w:color w:val="000000"/>
                 <w:sz w:val="22"/>
                 <w:szCs w:val="28"/>
               </w:rPr>
@@ -328,6 +340,7 @@
               <w:rPr>
                 <w:rFonts w:ascii="Times New Roman" w:hAnsi="Times New Roman" w:cs="Times New Roman" w:eastAsia="Times New Roman"/>
                 <w:b w:val="0"/>
+                <w:color w:val="000000"/>
                 <w:sz w:val="22"/>
                 <w:szCs w:val="28"/>
               </w:rPr>
@@ -349,6 +362,7 @@
               <w:rPr>
                 <w:rFonts w:ascii="Times New Roman" w:hAnsi="Times New Roman" w:cs="Times New Roman" w:eastAsia="Times New Roman"/>
                 <w:b w:val="0"/>
+                <w:color w:val="000000"/>
                 <w:sz w:val="22"/>
                 <w:szCs w:val="28"/>
               </w:rPr>
@@ -370,6 +384,7 @@
               <w:rPr>
                 <w:rFonts w:ascii="Times New Roman" w:hAnsi="Times New Roman" w:cs="Times New Roman" w:eastAsia="Times New Roman"/>
                 <w:b w:val="0"/>
+                <w:color w:val="000000"/>
                 <w:sz w:val="22"/>
                 <w:szCs w:val="28"/>
               </w:rPr>
@@ -402,6 +417,7 @@
               <w:rPr>
                 <w:rFonts w:ascii="Times New Roman" w:hAnsi="Times New Roman" w:cs="Times New Roman" w:eastAsia="Times New Roman"/>
                 <w:b w:val="0"/>
+                <w:color w:val="000000"/>
                 <w:sz w:val="22"/>
                 <w:szCs w:val="28"/>
               </w:rPr>
@@ -429,6 +445,7 @@
               <w:rPr>
                 <w:rFonts w:ascii="Times New Roman" w:hAnsi="Times New Roman" w:cs="Times New Roman" w:eastAsia="Times New Roman"/>
                 <w:b w:val="0"/>
+                <w:color w:val="000000"/>
                 <w:sz w:val="22"/>
                 <w:szCs w:val="28"/>
               </w:rPr>
@@ -456,6 +473,7 @@
               <w:rPr>
                 <w:rFonts w:ascii="Times New Roman" w:hAnsi="Times New Roman" w:cs="Times New Roman" w:eastAsia="Times New Roman"/>
                 <w:b w:val="0"/>
+                <w:color w:val="000000"/>
                 <w:sz w:val="22"/>
                 <w:szCs w:val="28"/>
               </w:rPr>
@@ -483,6 +501,7 @@
               <w:rPr>
                 <w:rFonts w:ascii="Times New Roman" w:hAnsi="Times New Roman" w:cs="Times New Roman" w:eastAsia="Times New Roman"/>
                 <w:b w:val="0"/>
+                <w:color w:val="000000"/>
                 <w:sz w:val="22"/>
                 <w:szCs w:val="28"/>
               </w:rPr>
@@ -507,7 +526,7 @@
     <w:p>
       <w:pPr>
         <w:spacing w:line="240" w:lineRule="auto" w:before="240" w:after="0"/>
-        <w:ind w:firstLine="0" w:left="0"/>
+        <w:ind w:left="0" w:firstLine="0"/>
         <w:jc w:val="both"/>
         <w:rPr>
           <w:rFonts w:ascii="Times New Roman" w:hAnsi="Times New Roman" w:cs="Times New Roman"/>
@@ -523,6 +542,7 @@
         <w:rPr>
           <w:rFonts w:ascii="Times New Roman" w:hAnsi="Times New Roman" w:cs="Times New Roman" w:eastAsia="Times New Roman"/>
           <w:b w:val="0"/>
+          <w:color w:val="000000"/>
           <w:sz w:val="28"/>
           <w:szCs w:val="28"/>
         </w:rPr>
@@ -561,6 +581,7 @@
               <w:rPr>
                 <w:rFonts w:ascii="Times New Roman" w:hAnsi="Times New Roman" w:cs="Times New Roman" w:eastAsia="Times New Roman"/>
                 <w:b/>
+                <w:color w:val="000000"/>
                 <w:sz w:val="22"/>
                 <w:szCs w:val="28"/>
               </w:rPr>
@@ -588,6 +609,7 @@
               <w:rPr>
                 <w:rFonts w:ascii="Times New Roman" w:hAnsi="Times New Roman" w:cs="Times New Roman" w:eastAsia="Times New Roman"/>
                 <w:b/>
+                <w:color w:val="000000"/>
                 <w:sz w:val="22"/>
                 <w:szCs w:val="28"/>
               </w:rPr>
@@ -620,6 +642,7 @@
               <w:rPr>
                 <w:rFonts w:ascii="Times New Roman" w:hAnsi="Times New Roman" w:cs="Times New Roman" w:eastAsia="Times New Roman"/>
                 <w:b w:val="0"/>
+                <w:color w:val="000000"/>
                 <w:sz w:val="22"/>
                 <w:szCs w:val="28"/>
               </w:rPr>
@@ -647,6 +670,7 @@
               <w:rPr>
                 <w:rFonts w:ascii="Times New Roman" w:hAnsi="Times New Roman" w:cs="Times New Roman" w:eastAsia="Times New Roman"/>
                 <w:b w:val="0"/>
+                <w:color w:val="000000"/>
                 <w:sz w:val="22"/>
                 <w:szCs w:val="28"/>
               </w:rPr>
@@ -679,6 +703,7 @@
               <w:rPr>
                 <w:rFonts w:ascii="Times New Roman" w:hAnsi="Times New Roman" w:cs="Times New Roman" w:eastAsia="Times New Roman"/>
                 <w:b w:val="0"/>
+                <w:color w:val="000000"/>
                 <w:sz w:val="22"/>
                 <w:szCs w:val="28"/>
               </w:rPr>
@@ -706,6 +731,7 @@
               <w:rPr>
                 <w:rFonts w:ascii="Times New Roman" w:hAnsi="Times New Roman" w:cs="Times New Roman" w:eastAsia="Times New Roman"/>
                 <w:b w:val="0"/>
+                <w:color w:val="000000"/>
                 <w:sz w:val="22"/>
                 <w:szCs w:val="28"/>
               </w:rPr>
@@ -738,6 +764,7 @@
               <w:rPr>
                 <w:rFonts w:ascii="Times New Roman" w:hAnsi="Times New Roman" w:cs="Times New Roman" w:eastAsia="Times New Roman"/>
                 <w:b w:val="0"/>
+                <w:color w:val="000000"/>
                 <w:sz w:val="22"/>
                 <w:szCs w:val="28"/>
               </w:rPr>
@@ -765,6 +792,7 @@
               <w:rPr>
                 <w:rFonts w:ascii="Times New Roman" w:hAnsi="Times New Roman" w:cs="Times New Roman" w:eastAsia="Times New Roman"/>
                 <w:b w:val="0"/>
+                <w:color w:val="000000"/>
                 <w:sz w:val="22"/>
                 <w:szCs w:val="28"/>
               </w:rPr>
@@ -1202,6 +1230,7 @@
     </w:pPr>
     <w:rPr>
       <w:rFonts w:ascii="Times New Roman" w:hAnsi="Times New Roman" w:eastAsia="Times New Roman" w:cs="Times New Roman"/>
+      <w:color w:val="000000"/>
       <w:sz w:val="28"/>
     </w:rPr>
   </w:style>
@@ -1258,12 +1287,13 @@
       <w:keepNext/>
       <w:keepLines/>
       <w:spacing w:line="240" w:lineRule="auto" w:before="240" w:after="0"/>
-      <w:ind w:firstLine="0" w:left="0"/>
+      <w:ind w:left="0" w:firstLine="0"/>
       <w:jc w:val="both"/>
     </w:pPr>
     <w:rPr>
       <w:rFonts w:ascii="Times New Roman" w:hAnsi="Times New Roman" w:eastAsia="Times New Roman" w:cs="Times New Roman"/>
       <w:b w:val="0"/>
+      <w:color w:val="000000"/>
       <w:sz w:val="28"/>
     </w:rPr>
   </w:style>
@@ -1274,12 +1304,13 @@
       <w:keepNext/>
       <w:keepLines/>
       <w:spacing w:line="240" w:lineRule="auto" w:before="40" w:after="0"/>
-      <w:ind w:firstLine="0" w:left="0"/>
+      <w:ind w:left="0" w:firstLine="0"/>
       <w:jc w:val="left"/>
     </w:pPr>
     <w:rPr>
       <w:rFonts w:ascii="Times New Roman" w:hAnsi="Times New Roman" w:eastAsia="Times New Roman" w:cs="Times New Roman"/>
       <w:b/>
+      <w:color w:val="000000"/>
       <w:sz w:val="28"/>
     </w:rPr>
   </w:style>
